--- a/src/db/seed-data/docs/module15-prompt-camera.docx
+++ b/src/db/seed-data/docs/module15-prompt-camera.docx
@@ -172,7 +172,7 @@
           <w:color w:val="6B7280"/>
           <w:sz w:val="20"/>
         </w:rPr>
-        <w:t xml:space="preserve">Thay các phần [trong ngoặc vuông] bằng thông tin của bạn.</w:t>
+        <w:t xml:space="preserve">Thay các phần [trong ngoặc vuông] bằng thông tin của bạn. Khi dán vào công cụ AI nên dùng bản tiếng Anh (EN); bản dịch tiếng Việt giúp hiểu nội dung.</w:t>
       </w:r>
     </w:p>
     <w:p>
@@ -190,6 +190,19 @@
     </w:p>
     <w:p>
       <w:pPr>
+        <w:spacing w:before="0" w:after="40"/>
+      </w:pPr>
+      <w:r>
+        <w:rPr>
+          <w:b/>
+          <w:color w:val="6B7280"/>
+          <w:sz w:val="18"/>
+        </w:rPr>
+        <w:t xml:space="preserve">EN – Prompt gốc</w:t>
+      </w:r>
+    </w:p>
+    <w:p>
+      <w:pPr>
         <w:spacing w:before="0" w:after="0"/>
         <w:shd w:val="clear" w:color="auto" w:fill="F3F4F6"/>
         <w:ind w:left="200" w:right="200"/>
@@ -214,6 +227,45 @@
           <w:sz w:val="21"/>
         </w:rPr>
         <w:t xml:space="preserve">Ví dụ: Slow smooth dolly in toward a young woman reading a letter by the window, ending on a close-up of her teary eyes, soft warm light.</w:t>
+      </w:r>
+    </w:p>
+    <w:p>
+      <w:pPr>
+        <w:spacing w:before="120" w:after="40"/>
+      </w:pPr>
+      <w:r>
+        <w:rPr>
+          <w:b/>
+          <w:color w:val="047857"/>
+          <w:sz w:val="18"/>
+        </w:rPr>
+        <w:t xml:space="preserve">VI – Bản dịch tiếng Việt</w:t>
+      </w:r>
+    </w:p>
+    <w:p>
+      <w:pPr>
+        <w:spacing w:before="0" w:after="0"/>
+        <w:shd w:val="clear" w:color="auto" w:fill="ECFDF5"/>
+        <w:ind w:left="200" w:right="200"/>
+      </w:pPr>
+      <w:r>
+        <w:rPr>
+          <w:sz w:val="21"/>
+        </w:rPr>
+        <w:t xml:space="preserve">Máy quay: dolly in chậm và mượt từ trung cảnh vào cận cảnh [chủ thể], giữ chủ thể ở giữa, xóa phông, hậu cảnh mờ dần.</w:t>
+      </w:r>
+    </w:p>
+    <w:p>
+      <w:pPr>
+        <w:spacing w:before="0" w:after="0"/>
+        <w:shd w:val="clear" w:color="auto" w:fill="ECFDF5"/>
+        <w:ind w:left="200" w:right="200"/>
+      </w:pPr>
+      <w:r>
+        <w:rPr>
+          <w:sz w:val="21"/>
+        </w:rPr>
+        <w:t xml:space="preserve">Ví dụ: Máy quay tiến chậm mượt về phía một cô gái đang đọc thư bên cửa sổ, kết thúc ở cận cảnh đôi mắt rưng rưng, ánh sáng ấm dịu.</w:t>
       </w:r>
     </w:p>
     <w:p>
@@ -231,6 +283,19 @@
     </w:p>
     <w:p>
       <w:pPr>
+        <w:spacing w:before="0" w:after="40"/>
+      </w:pPr>
+      <w:r>
+        <w:rPr>
+          <w:b/>
+          <w:color w:val="6B7280"/>
+          <w:sz w:val="18"/>
+        </w:rPr>
+        <w:t xml:space="preserve">EN – Prompt gốc</w:t>
+      </w:r>
+    </w:p>
+    <w:p>
+      <w:pPr>
         <w:spacing w:before="0" w:after="0"/>
         <w:shd w:val="clear" w:color="auto" w:fill="F3F4F6"/>
         <w:ind w:left="200" w:right="200"/>
@@ -255,6 +320,45 @@
           <w:sz w:val="21"/>
         </w:rPr>
         <w:t xml:space="preserve">Ví dụ: Starting on a close-up of a steaming cup of coffee, the camera slowly pulls back to reveal a cozy rooftop café overlooking the city at sunset.</w:t>
+      </w:r>
+    </w:p>
+    <w:p>
+      <w:pPr>
+        <w:spacing w:before="120" w:after="40"/>
+      </w:pPr>
+      <w:r>
+        <w:rPr>
+          <w:b/>
+          <w:color w:val="047857"/>
+          <w:sz w:val="18"/>
+        </w:rPr>
+        <w:t xml:space="preserve">VI – Bản dịch tiếng Việt</w:t>
+      </w:r>
+    </w:p>
+    <w:p>
+      <w:pPr>
+        <w:spacing w:before="0" w:after="0"/>
+        <w:shd w:val="clear" w:color="auto" w:fill="ECFDF5"/>
+        <w:ind w:left="200" w:right="200"/>
+      </w:pPr>
+      <w:r>
+        <w:rPr>
+          <w:sz w:val="21"/>
+        </w:rPr>
+        <w:t xml:space="preserve">Máy quay: lùi chậm, bắt đầu từ cận cảnh [chi tiết] rồi kéo ra để hé lộ [toàn cảnh].</w:t>
+      </w:r>
+    </w:p>
+    <w:p>
+      <w:pPr>
+        <w:spacing w:before="0" w:after="0"/>
+        <w:shd w:val="clear" w:color="auto" w:fill="ECFDF5"/>
+        <w:ind w:left="200" w:right="200"/>
+      </w:pPr>
+      <w:r>
+        <w:rPr>
+          <w:sz w:val="21"/>
+        </w:rPr>
+        <w:t xml:space="preserve">Ví dụ: Bắt đầu với cận cảnh tách cà phê bốc khói, máy quay từ từ lùi ra để hé lộ quán cà phê sân thượng ấm cúng nhìn xuống thành phố lúc hoàng hôn.</w:t>
       </w:r>
     </w:p>
     <w:p>
@@ -272,6 +376,19 @@
     </w:p>
     <w:p>
       <w:pPr>
+        <w:spacing w:before="0" w:after="40"/>
+      </w:pPr>
+      <w:r>
+        <w:rPr>
+          <w:b/>
+          <w:color w:val="6B7280"/>
+          <w:sz w:val="18"/>
+        </w:rPr>
+        <w:t xml:space="preserve">EN – Prompt gốc</w:t>
+      </w:r>
+    </w:p>
+    <w:p>
+      <w:pPr>
         <w:spacing w:before="0" w:after="0"/>
         <w:shd w:val="clear" w:color="auto" w:fill="F3F4F6"/>
         <w:ind w:left="200" w:right="200"/>
@@ -296,6 +413,45 @@
           <w:sz w:val="21"/>
         </w:rPr>
         <w:t xml:space="preserve">Ví dụ: Smooth orbit around a luxury perfume bottle standing on black glass, reflections sliding across its surface, dramatic rim light.</w:t>
+      </w:r>
+    </w:p>
+    <w:p>
+      <w:pPr>
+        <w:spacing w:before="120" w:after="40"/>
+      </w:pPr>
+      <w:r>
+        <w:rPr>
+          <w:b/>
+          <w:color w:val="047857"/>
+          <w:sz w:val="18"/>
+        </w:rPr>
+        <w:t xml:space="preserve">VI – Bản dịch tiếng Việt</w:t>
+      </w:r>
+    </w:p>
+    <w:p>
+      <w:pPr>
+        <w:spacing w:before="0" w:after="0"/>
+        <w:shd w:val="clear" w:color="auto" w:fill="ECFDF5"/>
+        <w:ind w:left="200" w:right="200"/>
+      </w:pPr>
+      <w:r>
+        <w:rPr>
+          <w:sz w:val="21"/>
+        </w:rPr>
+        <w:t xml:space="preserve">Máy quay: xoay vòng 180 độ mượt quanh [chủ thể] ngang tầm mắt, khoảng cách không đổi, tốc độ đều.</w:t>
+      </w:r>
+    </w:p>
+    <w:p>
+      <w:pPr>
+        <w:spacing w:before="0" w:after="0"/>
+        <w:shd w:val="clear" w:color="auto" w:fill="ECFDF5"/>
+        <w:ind w:left="200" w:right="200"/>
+      </w:pPr>
+      <w:r>
+        <w:rPr>
+          <w:sz w:val="21"/>
+        </w:rPr>
+        <w:t xml:space="preserve">Ví dụ: Xoay vòng mượt quanh chai nước hoa sang trọng đứng trên mặt kính đen, ánh phản chiếu trượt trên bề mặt chai, viền sáng kịch tính.</w:t>
       </w:r>
     </w:p>
     <w:p>
@@ -313,6 +469,19 @@
     </w:p>
     <w:p>
       <w:pPr>
+        <w:spacing w:before="0" w:after="40"/>
+      </w:pPr>
+      <w:r>
+        <w:rPr>
+          <w:b/>
+          <w:color w:val="6B7280"/>
+          <w:sz w:val="18"/>
+        </w:rPr>
+        <w:t xml:space="preserve">EN – Prompt gốc</w:t>
+      </w:r>
+    </w:p>
+    <w:p>
+      <w:pPr>
         <w:spacing w:before="0" w:after="0"/>
         <w:shd w:val="clear" w:color="auto" w:fill="F3F4F6"/>
         <w:ind w:left="200" w:right="200"/>
@@ -337,6 +506,45 @@
           <w:sz w:val="21"/>
         </w:rPr>
         <w:t xml:space="preserve">Ví dụ: Steady side tracking shot following a cyclist riding along a coastal road at golden hour, sea sparkling in the background.</w:t>
+      </w:r>
+    </w:p>
+    <w:p>
+      <w:pPr>
+        <w:spacing w:before="120" w:after="40"/>
+      </w:pPr>
+      <w:r>
+        <w:rPr>
+          <w:b/>
+          <w:color w:val="047857"/>
+          <w:sz w:val="18"/>
+        </w:rPr>
+        <w:t xml:space="preserve">VI – Bản dịch tiếng Việt</w:t>
+      </w:r>
+    </w:p>
+    <w:p>
+      <w:pPr>
+        <w:spacing w:before="0" w:after="0"/>
+        <w:shd w:val="clear" w:color="auto" w:fill="ECFDF5"/>
+        <w:ind w:left="200" w:right="200"/>
+      </w:pPr>
+      <w:r>
+        <w:rPr>
+          <w:sz w:val="21"/>
+        </w:rPr>
+        <w:t xml:space="preserve">Máy quay: bám theo ổn định [chủ thể] từ [vị trí: phía sau / bên cạnh / phía trước] khi họ [hành động], giữ nguyên khoảng cách.</w:t>
+      </w:r>
+    </w:p>
+    <w:p>
+      <w:pPr>
+        <w:spacing w:before="0" w:after="0"/>
+        <w:shd w:val="clear" w:color="auto" w:fill="ECFDF5"/>
+        <w:ind w:left="200" w:right="200"/>
+      </w:pPr>
+      <w:r>
+        <w:rPr>
+          <w:sz w:val="21"/>
+        </w:rPr>
+        <w:t xml:space="preserve">Ví dụ: Máy quay bám ngang ổn định theo một người đạp xe dọc đường ven biển lúc giờ vàng, mặt biển lấp lánh phía sau.</w:t>
       </w:r>
     </w:p>
     <w:p>
@@ -354,6 +562,19 @@
     </w:p>
     <w:p>
       <w:pPr>
+        <w:spacing w:before="0" w:after="40"/>
+      </w:pPr>
+      <w:r>
+        <w:rPr>
+          <w:b/>
+          <w:color w:val="6B7280"/>
+          <w:sz w:val="18"/>
+        </w:rPr>
+        <w:t xml:space="preserve">EN – Prompt gốc</w:t>
+      </w:r>
+    </w:p>
+    <w:p>
+      <w:pPr>
         <w:spacing w:before="0" w:after="0"/>
         <w:shd w:val="clear" w:color="auto" w:fill="F3F4F6"/>
         <w:ind w:left="200" w:right="200"/>
@@ -378,6 +599,45 @@
           <w:sz w:val="21"/>
         </w:rPr>
         <w:t xml:space="preserve">Ví dụ: The camera rises from a busy street food stall up into the sky, revealing the glowing night skyline of Hanoi Old Quarter.</w:t>
+      </w:r>
+    </w:p>
+    <w:p>
+      <w:pPr>
+        <w:spacing w:before="120" w:after="40"/>
+      </w:pPr>
+      <w:r>
+        <w:rPr>
+          <w:b/>
+          <w:color w:val="047857"/>
+          <w:sz w:val="18"/>
+        </w:rPr>
+        <w:t xml:space="preserve">VI – Bản dịch tiếng Việt</w:t>
+      </w:r>
+    </w:p>
+    <w:p>
+      <w:pPr>
+        <w:spacing w:before="0" w:after="0"/>
+        <w:shd w:val="clear" w:color="auto" w:fill="ECFDF5"/>
+        <w:ind w:left="200" w:right="200"/>
+      </w:pPr>
+      <w:r>
+        <w:rPr>
+          <w:sz w:val="21"/>
+        </w:rPr>
+        <w:t xml:space="preserve">Máy quay: cần cẩu nâng lên / drone bay lên từ mặt đất lên góc nhìn trên cao, hé lộ [toàn cảnh].</w:t>
+      </w:r>
+    </w:p>
+    <w:p>
+      <w:pPr>
+        <w:spacing w:before="0" w:after="0"/>
+        <w:shd w:val="clear" w:color="auto" w:fill="ECFDF5"/>
+        <w:ind w:left="200" w:right="200"/>
+      </w:pPr>
+      <w:r>
+        <w:rPr>
+          <w:sz w:val="21"/>
+        </w:rPr>
+        <w:t xml:space="preserve">Ví dụ: Máy quay bay lên từ một quầy hàng ăn đường phố nhộn nhịp lên bầu trời, hé lộ toàn cảnh phố cổ Hà Nội rực sáng về đêm.</w:t>
       </w:r>
     </w:p>
     <w:p>
@@ -395,6 +655,19 @@
     </w:p>
     <w:p>
       <w:pPr>
+        <w:spacing w:before="0" w:after="40"/>
+      </w:pPr>
+      <w:r>
+        <w:rPr>
+          <w:b/>
+          <w:color w:val="6B7280"/>
+          <w:sz w:val="18"/>
+        </w:rPr>
+        <w:t xml:space="preserve">EN – Prompt gốc</w:t>
+      </w:r>
+    </w:p>
+    <w:p>
+      <w:pPr>
         <w:spacing w:before="0" w:after="0"/>
         <w:shd w:val="clear" w:color="auto" w:fill="F3F4F6"/>
         <w:ind w:left="200" w:right="200"/>
@@ -419,6 +692,45 @@
           <w:sz w:val="21"/>
         </w:rPr>
         <w:t xml:space="preserve">Ví dụ: Fast FPV drone flying through a narrow canyon river, skimming over the water, then rising to reveal a waterfall.</w:t>
+      </w:r>
+    </w:p>
+    <w:p>
+      <w:pPr>
+        <w:spacing w:before="120" w:after="40"/>
+      </w:pPr>
+      <w:r>
+        <w:rPr>
+          <w:b/>
+          <w:color w:val="047857"/>
+          <w:sz w:val="18"/>
+        </w:rPr>
+        <w:t xml:space="preserve">VI – Bản dịch tiếng Việt</w:t>
+      </w:r>
+    </w:p>
+    <w:p>
+      <w:pPr>
+        <w:spacing w:before="0" w:after="0"/>
+        <w:shd w:val="clear" w:color="auto" w:fill="ECFDF5"/>
+        <w:ind w:left="200" w:right="200"/>
+      </w:pPr>
+      <w:r>
+        <w:rPr>
+          <w:sz w:val="21"/>
+        </w:rPr>
+        <w:t xml:space="preserve">Máy quay: drone FPV bay nhanh, sát thấp và lao xuyên qua [bối cảnh], những cú ngoặt rộng, nhòe chuyển động mạnh.</w:t>
+      </w:r>
+    </w:p>
+    <w:p>
+      <w:pPr>
+        <w:spacing w:before="0" w:after="0"/>
+        <w:shd w:val="clear" w:color="auto" w:fill="ECFDF5"/>
+        <w:ind w:left="200" w:right="200"/>
+      </w:pPr>
+      <w:r>
+        <w:rPr>
+          <w:sz w:val="21"/>
+        </w:rPr>
+        <w:t xml:space="preserve">Ví dụ: Drone FPV bay nhanh qua hẻm núi có dòng sông hẹp, lướt sát mặt nước, rồi vút lên để hé lộ một thác nước.</w:t>
       </w:r>
     </w:p>
     <w:p>
@@ -436,6 +748,19 @@
     </w:p>
     <w:p>
       <w:pPr>
+        <w:spacing w:before="0" w:after="40"/>
+      </w:pPr>
+      <w:r>
+        <w:rPr>
+          <w:b/>
+          <w:color w:val="6B7280"/>
+          <w:sz w:val="18"/>
+        </w:rPr>
+        <w:t xml:space="preserve">EN – Prompt gốc</w:t>
+      </w:r>
+    </w:p>
+    <w:p>
+      <w:pPr>
         <w:spacing w:before="0" w:after="0"/>
         <w:shd w:val="clear" w:color="auto" w:fill="F3F4F6"/>
         <w:ind w:left="200" w:right="200"/>
@@ -460,6 +785,45 @@
           <w:sz w:val="21"/>
         </w:rPr>
         <w:t xml:space="preserve">Ví dụ: Slow tilt up from a woman's red high heels to her face as she turns and smiles, elegant evening street lights.</w:t>
+      </w:r>
+    </w:p>
+    <w:p>
+      <w:pPr>
+        <w:spacing w:before="120" w:after="40"/>
+      </w:pPr>
+      <w:r>
+        <w:rPr>
+          <w:b/>
+          <w:color w:val="047857"/>
+          <w:sz w:val="18"/>
+        </w:rPr>
+        <w:t xml:space="preserve">VI – Bản dịch tiếng Việt</w:t>
+      </w:r>
+    </w:p>
+    <w:p>
+      <w:pPr>
+        <w:spacing w:before="0" w:after="0"/>
+        <w:shd w:val="clear" w:color="auto" w:fill="ECFDF5"/>
+        <w:ind w:left="200" w:right="200"/>
+      </w:pPr>
+      <w:r>
+        <w:rPr>
+          <w:sz w:val="21"/>
+        </w:rPr>
+        <w:t xml:space="preserve">Máy quay: lia ngang chậm từ trái sang phải qua [bối cảnh]. / Máy quay: lia dọc chậm từ [phần dưới] lên [phần trên].</w:t>
+      </w:r>
+    </w:p>
+    <w:p>
+      <w:pPr>
+        <w:spacing w:before="0" w:after="0"/>
+        <w:shd w:val="clear" w:color="auto" w:fill="ECFDF5"/>
+        <w:ind w:left="200" w:right="200"/>
+      </w:pPr>
+      <w:r>
+        <w:rPr>
+          <w:sz w:val="21"/>
+        </w:rPr>
+        <w:t xml:space="preserve">Ví dụ: Lia dọc chậm từ đôi giày cao gót đỏ lên khuôn mặt cô gái khi cô quay lại mỉm cười, ánh đèn đường buổi tối thanh lịch.</w:t>
       </w:r>
     </w:p>
     <w:p>
@@ -477,6 +841,19 @@
     </w:p>
     <w:p>
       <w:pPr>
+        <w:spacing w:before="0" w:after="40"/>
+      </w:pPr>
+      <w:r>
+        <w:rPr>
+          <w:b/>
+          <w:color w:val="6B7280"/>
+          <w:sz w:val="18"/>
+        </w:rPr>
+        <w:t xml:space="preserve">EN – Prompt gốc</w:t>
+      </w:r>
+    </w:p>
+    <w:p>
+      <w:pPr>
         <w:spacing w:before="0" w:after="0"/>
         <w:shd w:val="clear" w:color="auto" w:fill="F3F4F6"/>
         <w:ind w:left="200" w:right="200"/>
@@ -501,6 +878,45 @@
           <w:sz w:val="21"/>
         </w:rPr>
         <w:t xml:space="preserve">Ví dụ: Handheld POV shot walking into a crowded night market, hands reaching out to pick up a skewer of grilled meat.</w:t>
+      </w:r>
+    </w:p>
+    <w:p>
+      <w:pPr>
+        <w:spacing w:before="120" w:after="40"/>
+      </w:pPr>
+      <w:r>
+        <w:rPr>
+          <w:b/>
+          <w:color w:val="047857"/>
+          <w:sz w:val="18"/>
+        </w:rPr>
+        <w:t xml:space="preserve">VI – Bản dịch tiếng Việt</w:t>
+      </w:r>
+    </w:p>
+    <w:p>
+      <w:pPr>
+        <w:spacing w:before="0" w:after="0"/>
+        <w:shd w:val="clear" w:color="auto" w:fill="ECFDF5"/>
+        <w:ind w:left="200" w:right="200"/>
+      </w:pPr>
+      <w:r>
+        <w:rPr>
+          <w:sz w:val="21"/>
+        </w:rPr>
+        <w:t xml:space="preserve">Máy quay: cầm tay, rung nhẹ tự nhiên, góc nhìn thứ nhất qua mắt [nhân vật] khi họ [hành động].</w:t>
+      </w:r>
+    </w:p>
+    <w:p>
+      <w:pPr>
+        <w:spacing w:before="0" w:after="0"/>
+        <w:shd w:val="clear" w:color="auto" w:fill="ECFDF5"/>
+        <w:ind w:left="200" w:right="200"/>
+      </w:pPr>
+      <w:r>
+        <w:rPr>
+          <w:sz w:val="21"/>
+        </w:rPr>
+        <w:t xml:space="preserve">Ví dụ: Cảnh POV cầm tay bước vào khu chợ đêm đông đúc, đôi tay vươn ra cầm lấy một xiên thịt nướng.</w:t>
       </w:r>
     </w:p>
     <w:p>
@@ -518,6 +934,19 @@
     </w:p>
     <w:p>
       <w:pPr>
+        <w:spacing w:before="0" w:after="40"/>
+      </w:pPr>
+      <w:r>
+        <w:rPr>
+          <w:b/>
+          <w:color w:val="6B7280"/>
+          <w:sz w:val="18"/>
+        </w:rPr>
+        <w:t xml:space="preserve">EN – Prompt gốc</w:t>
+      </w:r>
+    </w:p>
+    <w:p>
+      <w:pPr>
         <w:spacing w:before="0" w:after="0"/>
         <w:shd w:val="clear" w:color="auto" w:fill="F3F4F6"/>
         <w:ind w:left="200" w:right="200"/>
@@ -542,6 +971,45 @@
           <w:sz w:val="21"/>
         </w:rPr>
         <w:t xml:space="preserve">Ví dụ: Sudden crash zoom into the surprised face of a man opening a delivery box, comedic timing.</w:t>
+      </w:r>
+    </w:p>
+    <w:p>
+      <w:pPr>
+        <w:spacing w:before="120" w:after="40"/>
+      </w:pPr>
+      <w:r>
+        <w:rPr>
+          <w:b/>
+          <w:color w:val="047857"/>
+          <w:sz w:val="18"/>
+        </w:rPr>
+        <w:t xml:space="preserve">VI – Bản dịch tiếng Việt</w:t>
+      </w:r>
+    </w:p>
+    <w:p>
+      <w:pPr>
+        <w:spacing w:before="0" w:after="0"/>
+        <w:shd w:val="clear" w:color="auto" w:fill="ECFDF5"/>
+        <w:ind w:left="200" w:right="200"/>
+      </w:pPr>
+      <w:r>
+        <w:rPr>
+          <w:sz w:val="21"/>
+        </w:rPr>
+        <w:t xml:space="preserve">Máy quay: lia vụt nhanh sang phải với nhòe chuyển động mạnh, hé lộ [chủ thể mới]. / Máy quay: zoom giật đột ngột vào [chi tiết].</w:t>
+      </w:r>
+    </w:p>
+    <w:p>
+      <w:pPr>
+        <w:spacing w:before="0" w:after="0"/>
+        <w:shd w:val="clear" w:color="auto" w:fill="ECFDF5"/>
+        <w:ind w:left="200" w:right="200"/>
+      </w:pPr>
+      <w:r>
+        <w:rPr>
+          <w:sz w:val="21"/>
+        </w:rPr>
+        <w:t xml:space="preserve">Ví dụ: Zoom giật đột ngột vào khuôn mặt ngạc nhiên của một người đàn ông đang mở hộp hàng, tạo nhịp hài hước.</w:t>
       </w:r>
     </w:p>
     <w:p>
